--- a/docs/HuongDanCaiDatChuongTrinh_QLNT_Nhom9.docx
+++ b/docs/HuongDanCaiDatChuongTrinh_QLNT_Nhom9.docx
@@ -134,15 +134,15 @@
           <w:rFonts w:ascii="Times New Roman" w:eastAsia="Times New Roman" w:hAnsi="Times New Roman" w:cs="Times New Roman"/>
           <w:sz w:val="24"/>
           <w:szCs w:val="24"/>
-          <w:lang w:val="en-US"/>
-        </w:rPr>
-      </w:pPr>
-      <w:r>
-        <w:rPr>
-          <w:rFonts w:ascii="Times New Roman" w:eastAsia="Times New Roman" w:hAnsi="Times New Roman" w:cs="Times New Roman"/>
-          <w:sz w:val="24"/>
-          <w:szCs w:val="24"/>
-          <w:lang w:val="en-US"/>
+          <w:lang w:val="vi-VN"/>
+        </w:rPr>
+      </w:pPr>
+      <w:r>
+        <w:rPr>
+          <w:rFonts w:ascii="Times New Roman" w:eastAsia="Times New Roman" w:hAnsi="Times New Roman" w:cs="Times New Roman"/>
+          <w:sz w:val="24"/>
+          <w:szCs w:val="24"/>
+          <w:lang w:val="vi-VN"/>
         </w:rPr>
         <w:t>Trước khi bắt đầu, hãy đảm bảo máy tính của bạn đáp ứng các yêu cầu sau:</w:t>
       </w:r>
@@ -272,7 +272,7 @@
           <w:bCs/>
           <w:sz w:val="24"/>
           <w:szCs w:val="24"/>
-          <w:lang w:val="en-US"/>
+          <w:lang w:val="vi-VN"/>
         </w:rPr>
       </w:pPr>
       <w:r>
@@ -304,9 +304,19 @@
           <w:bCs/>
           <w:sz w:val="24"/>
           <w:szCs w:val="24"/>
-          <w:lang w:val="en-US"/>
-        </w:rPr>
-        <w:br/>
+          <w:lang w:val="vi-VN"/>
+        </w:rPr>
+        <w:t xml:space="preserve"> </w:t>
+      </w:r>
+      <w:r>
+        <w:rPr>
+          <w:rFonts w:ascii="Times New Roman" w:eastAsia="Times New Roman" w:hAnsi="Times New Roman" w:cs="Times New Roman"/>
+          <w:b/>
+          <w:bCs/>
+          <w:sz w:val="24"/>
+          <w:szCs w:val="24"/>
+          <w:lang w:val="vi-VN"/>
+        </w:rPr>
         <w:t>https://dotnet.microsoft.com/en-us/download</w:t>
       </w:r>
     </w:p>
@@ -434,7 +444,7 @@
           <w:bCs/>
           <w:sz w:val="24"/>
           <w:szCs w:val="24"/>
-          <w:lang w:val="en-US"/>
+          <w:lang w:val="vi-VN"/>
         </w:rPr>
       </w:pPr>
       <w:r>
@@ -444,7 +454,7 @@
           <w:bCs/>
           <w:sz w:val="24"/>
           <w:szCs w:val="24"/>
-          <w:lang w:val="en-US"/>
+          <w:lang w:val="vi-VN"/>
         </w:rPr>
         <w:t>Bước 3: Chạy tệp cài đặt</w:t>
       </w:r>
@@ -456,7 +466,7 @@
           <w:rFonts w:ascii="Times New Roman" w:eastAsia="Times New Roman" w:hAnsi="Times New Roman" w:cs="Times New Roman"/>
           <w:sz w:val="24"/>
           <w:szCs w:val="24"/>
-          <w:lang w:val="en-US"/>
+          <w:lang w:val="vi-VN"/>
         </w:rPr>
       </w:pPr>
       <w:r>
@@ -473,18 +483,9 @@
           <w:rFonts w:ascii="Times New Roman" w:eastAsia="Times New Roman" w:hAnsi="Times New Roman" w:cs="Times New Roman"/>
           <w:sz w:val="24"/>
           <w:szCs w:val="24"/>
-          <w:lang w:val="en-US"/>
-        </w:rPr>
-        <w:t>Nhấp đúp chuột</w:t>
-      </w:r>
-      <w:r>
-        <w:rPr>
-          <w:rFonts w:ascii="Times New Roman" w:eastAsia="Times New Roman" w:hAnsi="Times New Roman" w:cs="Times New Roman"/>
-          <w:sz w:val="24"/>
-          <w:szCs w:val="24"/>
-          <w:lang w:val="en-US"/>
-        </w:rPr>
-        <w:t> vào tệp cài đặt</w:t>
+          <w:lang w:val="vi-VN"/>
+        </w:rPr>
+        <w:t>Nhấp đúp chuột vào tệp cài đặt</w:t>
       </w:r>
     </w:p>
     <w:p>
@@ -1351,7 +1352,7 @@
           <w:bCs/>
           <w:sz w:val="24"/>
           <w:szCs w:val="24"/>
-          <w:lang w:val="en-US"/>
+          <w:lang w:val="vi-VN"/>
         </w:rPr>
       </w:pPr>
       <w:r>
@@ -1361,7 +1362,7 @@
           <w:bCs/>
           <w:sz w:val="24"/>
           <w:szCs w:val="24"/>
-          <w:lang w:val="en-US"/>
+          <w:lang w:val="vi-VN"/>
         </w:rPr>
         <w:t>Cách 1: Mở từ màn hình nền</w:t>
       </w:r>
@@ -1372,7 +1373,7 @@
           <w:rFonts w:ascii="Times New Roman" w:eastAsia="Times New Roman" w:hAnsi="Times New Roman" w:cs="Times New Roman"/>
           <w:sz w:val="24"/>
           <w:szCs w:val="24"/>
-          <w:lang w:val="en-US"/>
+          <w:lang w:val="vi-VN"/>
         </w:rPr>
       </w:pPr>
       <w:r>
@@ -1389,7 +1390,7 @@
           <w:rFonts w:ascii="Times New Roman" w:eastAsia="Times New Roman" w:hAnsi="Times New Roman" w:cs="Times New Roman"/>
           <w:sz w:val="24"/>
           <w:szCs w:val="24"/>
-          <w:lang w:val="en-US"/>
+          <w:lang w:val="vi-VN"/>
         </w:rPr>
         <w:t xml:space="preserve"> </w:t>
       </w:r>
@@ -1398,7 +1399,7 @@
           <w:rFonts w:ascii="Times New Roman" w:eastAsia="Times New Roman" w:hAnsi="Times New Roman" w:cs="Times New Roman"/>
           <w:sz w:val="24"/>
           <w:szCs w:val="24"/>
-          <w:lang w:val="en-US"/>
+          <w:lang w:val="vi-VN"/>
         </w:rPr>
         <w:t>Nhấp đúp vào biểu tượng QLNT PRO trên Desktop</w:t>
       </w:r>
@@ -1411,7 +1412,7 @@
           <w:bCs/>
           <w:sz w:val="24"/>
           <w:szCs w:val="24"/>
-          <w:lang w:val="en-US"/>
+          <w:lang w:val="vi-VN"/>
         </w:rPr>
       </w:pPr>
       <w:r>
@@ -1421,7 +1422,7 @@
           <w:bCs/>
           <w:sz w:val="24"/>
           <w:szCs w:val="24"/>
-          <w:lang w:val="en-US"/>
+          <w:lang w:val="vi-VN"/>
         </w:rPr>
         <w:t>Cách 2: Mở từ Start Menu</w:t>
       </w:r>
@@ -1432,7 +1433,7 @@
           <w:rFonts w:ascii="Times New Roman" w:eastAsia="Times New Roman" w:hAnsi="Times New Roman" w:cs="Times New Roman"/>
           <w:sz w:val="24"/>
           <w:szCs w:val="24"/>
-          <w:lang w:val="en-US"/>
+          <w:lang w:val="vi-VN"/>
         </w:rPr>
       </w:pPr>
       <w:r>
@@ -1449,7 +1450,7 @@
           <w:rFonts w:ascii="Times New Roman" w:eastAsia="Times New Roman" w:hAnsi="Times New Roman" w:cs="Times New Roman"/>
           <w:sz w:val="24"/>
           <w:szCs w:val="24"/>
-          <w:lang w:val="en-US"/>
+          <w:lang w:val="vi-VN"/>
         </w:rPr>
         <w:t xml:space="preserve">     - </w:t>
       </w:r>
@@ -1458,7 +1459,7 @@
           <w:rFonts w:ascii="Times New Roman" w:eastAsia="Times New Roman" w:hAnsi="Times New Roman" w:cs="Times New Roman"/>
           <w:sz w:val="24"/>
           <w:szCs w:val="24"/>
-          <w:lang w:val="en-US"/>
+          <w:lang w:val="vi-VN"/>
         </w:rPr>
         <w:t>Nhấn Windows → gõ QLNT → chọn QLNT PRO</w:t>
       </w:r>
@@ -1471,7 +1472,7 @@
           <w:bCs/>
           <w:sz w:val="24"/>
           <w:szCs w:val="24"/>
-          <w:lang w:val="en-US"/>
+          <w:lang w:val="vi-VN"/>
         </w:rPr>
       </w:pPr>
       <w:r>
@@ -1481,7 +1482,7 @@
           <w:bCs/>
           <w:sz w:val="24"/>
           <w:szCs w:val="24"/>
-          <w:lang w:val="en-US"/>
+          <w:lang w:val="vi-VN"/>
         </w:rPr>
         <w:t>Cách 3: Mở tự động (nếu đã chọn Launch)</w:t>
       </w:r>
@@ -1509,7 +1510,7 @@
           <w:rFonts w:ascii="Times New Roman" w:eastAsia="Times New Roman" w:hAnsi="Times New Roman" w:cs="Times New Roman"/>
           <w:sz w:val="24"/>
           <w:szCs w:val="24"/>
-          <w:lang w:val="en-US"/>
+          <w:lang w:val="vi-VN"/>
         </w:rPr>
         <w:t xml:space="preserve">      - </w:t>
       </w:r>
@@ -1518,7 +1519,7 @@
           <w:rFonts w:ascii="Times New Roman" w:eastAsia="Times New Roman" w:hAnsi="Times New Roman" w:cs="Times New Roman"/>
           <w:sz w:val="24"/>
           <w:szCs w:val="24"/>
-          <w:lang w:val="en-US"/>
+          <w:lang w:val="vi-VN"/>
         </w:rPr>
         <w:t>Chương trình sẽ tự động chạy sau khi nhấn Finish</w:t>
       </w:r>
@@ -1854,6 +1855,56 @@
     </w:sectPr>
   </w:body>
 </w:document>
+</file>
+
+<file path=word/endnotes.xml><?xml version="1.0" encoding="utf-8"?>
+<w:endnotes xmlns:wpc="http://schemas.microsoft.com/office/word/2010/wordprocessingCanvas" xmlns:cx="http://schemas.microsoft.com/office/drawing/2014/chartex" xmlns:cx1="http://schemas.microsoft.com/office/drawing/2015/9/8/chartex" xmlns:cx2="http://schemas.microsoft.com/office/drawing/2015/10/21/chartex" xmlns:cx3="http://schemas.microsoft.com/office/drawing/2016/5/9/chartex" xmlns:cx4="http://schemas.microsoft.com/office/drawing/2016/5/10/chartex" xmlns:cx5="http://schemas.microsoft.com/office/drawing/2016/5/11/chartex" xmlns:cx6="http://schemas.microsoft.com/office/drawing/2016/5/12/chartex" xmlns:cx7="http://schemas.microsoft.com/office/drawing/2016/5/13/chartex" xmlns:cx8="http://schemas.microsoft.com/office/drawing/2016/5/14/chartex" xmlns:mc="http://schemas.openxmlformats.org/markup-compatibility/2006" xmlns:aink="http://schemas.microsoft.com/office/drawing/2016/ink" xmlns:am3d="http://schemas.microsoft.com/office/drawing/2017/model3d" xmlns:o="urn:schemas-microsoft-com:office:office" xmlns:oel="http://schemas.microsoft.com/office/2019/extlst" xmlns:r="http://schemas.openxmlformats.org/officeDocument/2006/relationships" xmlns:m="http://schemas.openxmlformats.org/officeDocument/2006/math" xmlns:v="urn:schemas-microsoft-com:vml" xmlns:wp14="http://schemas.microsoft.com/office/word/2010/wordprocessingDrawing" xmlns:wp="http://schemas.openxmlformats.org/drawingml/2006/wordprocessingDrawing" xmlns:w10="urn:schemas-microsoft-com:office:word" xmlns:w="http://schemas.openxmlformats.org/wordprocessingml/2006/main" xmlns:w14="http://schemas.microsoft.com/office/word/2010/wordml" xmlns:w15="http://schemas.microsoft.com/office/word/2012/wordml" xmlns:w16cex="http://schemas.microsoft.com/office/word/2018/wordml/cex" xmlns:w16cid="http://schemas.microsoft.com/office/word/2016/wordml/cid" xmlns:w16="http://schemas.microsoft.com/office/word/2018/wordml" xmlns:w16du="http://schemas.microsoft.com/office/word/2023/wordml/word16du" xmlns:w16sdtdh="http://schemas.microsoft.com/office/word/2020/wordml/sdtdatahash" xmlns:w16sdtfl="http://schemas.microsoft.com/office/word/2024/wordml/sdtformatlock" xmlns:w16se="http://schemas.microsoft.com/office/word/2015/wordml/symex" xmlns:wpg="http://schemas.microsoft.com/office/word/2010/wordprocessingGroup" xmlns:wpi="http://schemas.microsoft.com/office/word/2010/wordprocessingInk" xmlns:wne="http://schemas.microsoft.com/office/word/2006/wordml" xmlns:wps="http://schemas.microsoft.com/office/word/2010/wordprocessingShape" mc:Ignorable="w14 w15 w16se w16cid w16 w16cex w16sdtdh w16sdtfl w16du wp14">
+  <w:endnote w:type="separator" w:id="-1">
+    <w:p>
+      <w:pPr>
+        <w:spacing w:after="0" w:line="240" w:lineRule="auto"/>
+      </w:pPr>
+      <w:r>
+        <w:separator/>
+      </w:r>
+    </w:p>
+  </w:endnote>
+  <w:endnote w:type="continuationSeparator" w:id="0">
+    <w:p>
+      <w:pPr>
+        <w:spacing w:after="0" w:line="240" w:lineRule="auto"/>
+      </w:pPr>
+      <w:r>
+        <w:continuationSeparator/>
+      </w:r>
+    </w:p>
+  </w:endnote>
+</w:endnotes>
+</file>
+
+<file path=word/footnotes.xml><?xml version="1.0" encoding="utf-8"?>
+<w:footnotes xmlns:wpc="http://schemas.microsoft.com/office/word/2010/wordprocessingCanvas" xmlns:cx="http://schemas.microsoft.com/office/drawing/2014/chartex" xmlns:cx1="http://schemas.microsoft.com/office/drawing/2015/9/8/chartex" xmlns:cx2="http://schemas.microsoft.com/office/drawing/2015/10/21/chartex" xmlns:cx3="http://schemas.microsoft.com/office/drawing/2016/5/9/chartex" xmlns:cx4="http://schemas.microsoft.com/office/drawing/2016/5/10/chartex" xmlns:cx5="http://schemas.microsoft.com/office/drawing/2016/5/11/chartex" xmlns:cx6="http://schemas.microsoft.com/office/drawing/2016/5/12/chartex" xmlns:cx7="http://schemas.microsoft.com/office/drawing/2016/5/13/chartex" xmlns:cx8="http://schemas.microsoft.com/office/drawing/2016/5/14/chartex" xmlns:mc="http://schemas.openxmlformats.org/markup-compatibility/2006" xmlns:aink="http://schemas.microsoft.com/office/drawing/2016/ink" xmlns:am3d="http://schemas.microsoft.com/office/drawing/2017/model3d" xmlns:o="urn:schemas-microsoft-com:office:office" xmlns:oel="http://schemas.microsoft.com/office/2019/extlst" xmlns:r="http://schemas.openxmlformats.org/officeDocument/2006/relationships" xmlns:m="http://schemas.openxmlformats.org/officeDocument/2006/math" xmlns:v="urn:schemas-microsoft-com:vml" xmlns:wp14="http://schemas.microsoft.com/office/word/2010/wordprocessingDrawing" xmlns:wp="http://schemas.openxmlformats.org/drawingml/2006/wordprocessingDrawing" xmlns:w10="urn:schemas-microsoft-com:office:word" xmlns:w="http://schemas.openxmlformats.org/wordprocessingml/2006/main" xmlns:w14="http://schemas.microsoft.com/office/word/2010/wordml" xmlns:w15="http://schemas.microsoft.com/office/word/2012/wordml" xmlns:w16cex="http://schemas.microsoft.com/office/word/2018/wordml/cex" xmlns:w16cid="http://schemas.microsoft.com/office/word/2016/wordml/cid" xmlns:w16="http://schemas.microsoft.com/office/word/2018/wordml" xmlns:w16du="http://schemas.microsoft.com/office/word/2023/wordml/word16du" xmlns:w16sdtdh="http://schemas.microsoft.com/office/word/2020/wordml/sdtdatahash" xmlns:w16sdtfl="http://schemas.microsoft.com/office/word/2024/wordml/sdtformatlock" xmlns:w16se="http://schemas.microsoft.com/office/word/2015/wordml/symex" xmlns:wpg="http://schemas.microsoft.com/office/word/2010/wordprocessingGroup" xmlns:wpi="http://schemas.microsoft.com/office/word/2010/wordprocessingInk" xmlns:wne="http://schemas.microsoft.com/office/word/2006/wordml" xmlns:wps="http://schemas.microsoft.com/office/word/2010/wordprocessingShape" mc:Ignorable="w14 w15 w16se w16cid w16 w16cex w16sdtdh w16sdtfl w16du wp14">
+  <w:footnote w:type="separator" w:id="-1">
+    <w:p>
+      <w:pPr>
+        <w:spacing w:after="0" w:line="240" w:lineRule="auto"/>
+      </w:pPr>
+      <w:r>
+        <w:separator/>
+      </w:r>
+    </w:p>
+  </w:footnote>
+  <w:footnote w:type="continuationSeparator" w:id="0">
+    <w:p>
+      <w:pPr>
+        <w:spacing w:after="0" w:line="240" w:lineRule="auto"/>
+      </w:pPr>
+      <w:r>
+        <w:continuationSeparator/>
+      </w:r>
+    </w:p>
+  </w:footnote>
+</w:footnotes>
 </file>
 
 <file path=word/numbering.xml><?xml version="1.0" encoding="utf-8"?>
@@ -5910,6 +5961,7 @@
   <w:style w:type="character" w:default="1" w:styleId="DefaultParagraphFont">
     <w:name w:val="Default Paragraph Font"/>
     <w:uiPriority w:val="1"/>
+    <w:semiHidden/>
     <w:unhideWhenUsed/>
   </w:style>
   <w:style w:type="table" w:default="1" w:styleId="TableNormal">
@@ -6279,6 +6331,74 @@
       <w:spacing w:val="5"/>
     </w:rPr>
   </w:style>
+  <w:style w:type="paragraph" w:styleId="Header">
+    <w:name w:val="header"/>
+    <w:basedOn w:val="Normal"/>
+    <w:link w:val="HeaderChar"/>
+    <w:uiPriority w:val="99"/>
+    <w:unhideWhenUsed/>
+    <w:rsid w:val="00276810"/>
+    <w:pPr>
+      <w:tabs>
+        <w:tab w:val="center" w:pos="4680"/>
+        <w:tab w:val="right" w:pos="9360"/>
+      </w:tabs>
+      <w:spacing w:after="0" w:line="240" w:lineRule="auto"/>
+    </w:pPr>
+    <w:rPr>
+      <w:rFonts w:cs="Angsana New"/>
+      <w:szCs w:val="28"/>
+    </w:rPr>
+  </w:style>
+  <w:style w:type="character" w:customStyle="1" w:styleId="HeaderChar">
+    <w:name w:val="Header Char"/>
+    <w:basedOn w:val="DefaultParagraphFont"/>
+    <w:link w:val="Header"/>
+    <w:uiPriority w:val="99"/>
+    <w:rsid w:val="00276810"/>
+    <w:rPr>
+      <w:rFonts w:ascii="Aptos" w:eastAsia="Aptos" w:hAnsi="Aptos" w:cs="Angsana New"/>
+      <w:kern w:val="0"/>
+      <w:sz w:val="22"/>
+      <w:szCs w:val="28"/>
+      <w:lang w:val="en"/>
+      <w14:ligatures w14:val="none"/>
+    </w:rPr>
+  </w:style>
+  <w:style w:type="paragraph" w:styleId="Footer">
+    <w:name w:val="footer"/>
+    <w:basedOn w:val="Normal"/>
+    <w:link w:val="FooterChar"/>
+    <w:uiPriority w:val="99"/>
+    <w:unhideWhenUsed/>
+    <w:rsid w:val="00276810"/>
+    <w:pPr>
+      <w:tabs>
+        <w:tab w:val="center" w:pos="4680"/>
+        <w:tab w:val="right" w:pos="9360"/>
+      </w:tabs>
+      <w:spacing w:after="0" w:line="240" w:lineRule="auto"/>
+    </w:pPr>
+    <w:rPr>
+      <w:rFonts w:cs="Angsana New"/>
+      <w:szCs w:val="28"/>
+    </w:rPr>
+  </w:style>
+  <w:style w:type="character" w:customStyle="1" w:styleId="FooterChar">
+    <w:name w:val="Footer Char"/>
+    <w:basedOn w:val="DefaultParagraphFont"/>
+    <w:link w:val="Footer"/>
+    <w:uiPriority w:val="99"/>
+    <w:rsid w:val="00276810"/>
+    <w:rPr>
+      <w:rFonts w:ascii="Aptos" w:eastAsia="Aptos" w:hAnsi="Aptos" w:cs="Angsana New"/>
+      <w:kern w:val="0"/>
+      <w:sz w:val="22"/>
+      <w:szCs w:val="28"/>
+      <w:lang w:val="en"/>
+      <w14:ligatures w14:val="none"/>
+    </w:rPr>
+  </w:style>
 </w:styles>
 </file>
 
